--- a/Pompeji_IRARAH_2.docx
+++ b/Pompeji_IRARAH_2.docx
@@ -304,7 +304,7 @@
     </w:p>
     <w:sdt>
       <w:sdtPr>
-        <w:id w:val="1087383320"/>
+        <w:id w:val="-1478389076"/>
         <w:docPartObj>
           <w:docPartGallery w:val="Table of Contents"/>
           <w:docPartUnique w:val="1"/>
@@ -15444,7 +15444,6 @@
         <w:rPr>
           <w:rtl w:val="0"/>
         </w:rPr>
-        <w:t xml:space="preserve">prägnanter, aber für dieses Kapitel vielleicht zu knapp – die Begegnung mit dem Papst verdient mehr als einen Aphorismus.</w:t>
       </w:r>
     </w:p>
     <w:p>
@@ -17400,7 +17399,6 @@
         <w:rPr>
           <w:rtl w:val="0"/>
         </w:rPr>
-        <w:t xml:space="preserve">Sie schloss den Laptop und ging ins Bett. Aber sie schlief nicht.</w:t>
       </w:r>
     </w:p>
     <w:p>
